--- a/English-谢梦媛/謝孟媛.初級文法.第三册(共三册)---动词类型与用法，被动语法.docx
+++ b/English-谢梦媛/謝孟媛.初級文法.第三册(共三册)---动词类型与用法，被动语法.docx
@@ -4310,6 +4310,16 @@
         </w:rPr>
         <w:t>注意：Let后边遇到动词，永远用原型。</w:t>
       </w:r>
+      <w:r>
+        <w:rPr>
+          <w:rFonts w:hint="eastAsia" w:cstheme="minorBidi"/>
+          <w:kern w:val="0"/>
+          <w:sz w:val="24"/>
+          <w:szCs w:val="24"/>
+          <w:lang w:val="en-US" w:eastAsia="zh-CN" w:bidi="ar"/>
+        </w:rPr>
+        <w:t>但是Let不是助动词，而是一个使役动词。</w:t>
+      </w:r>
     </w:p>
     <w:p>
       <w:pPr>
@@ -4467,39 +4477,33 @@
       </w:pPr>
       <w:r>
         <w:rPr>
-          <w:rFonts w:hint="eastAsia" w:asciiTheme="minorHAnsi" w:hAnsiTheme="minorHAnsi" w:eastAsiaTheme="minorEastAsia" w:cstheme="minorBidi"/>
-          <w:kern w:val="0"/>
-          <w:sz w:val="24"/>
-          <w:szCs w:val="24"/>
-          <w:lang w:val="en-US" w:eastAsia="zh-CN" w:bidi="ar"/>
-        </w:rPr>
-        <w:t>(林先生让我做这个工作，我是主动做这个工作，所以是主动，用do)</w:t>
-      </w:r>
-    </w:p>
-    <w:p>
-      <w:pPr>
-        <w:numPr>
-          <w:ilvl w:val="0"/>
-          <w:numId w:val="0"/>
-        </w:numPr>
-        <w:spacing w:line="360" w:lineRule="auto"/>
-        <w:rPr>
-          <w:rFonts w:hint="default" w:asciiTheme="minorHAnsi" w:hAnsiTheme="minorHAnsi" w:eastAsiaTheme="minorEastAsia" w:cstheme="minorBidi"/>
-          <w:kern w:val="0"/>
-          <w:sz w:val="24"/>
-          <w:szCs w:val="24"/>
-          <w:lang w:val="en-US" w:eastAsia="zh-CN" w:bidi="ar"/>
-        </w:rPr>
-      </w:pPr>
-      <w:r>
-        <w:rPr>
-          <w:rFonts w:hint="eastAsia" w:asciiTheme="minorHAnsi" w:hAnsiTheme="minorHAnsi" w:eastAsiaTheme="minorEastAsia" w:cstheme="minorBidi"/>
-          <w:kern w:val="0"/>
-          <w:sz w:val="24"/>
-          <w:szCs w:val="24"/>
-          <w:lang w:val="en-US" w:eastAsia="zh-CN" w:bidi="ar"/>
-        </w:rPr>
-        <w:t>使役动词前面被动，后面主动，后边动词要用不定词，例如：下图例句6</w:t>
+          <w:rFonts w:hint="eastAsia" w:cstheme="minorBidi"/>
+          <w:kern w:val="0"/>
+          <w:sz w:val="24"/>
+          <w:szCs w:val="24"/>
+          <w:lang w:val="en-US" w:eastAsia="zh-CN" w:bidi="ar"/>
+        </w:rPr>
+        <w:t>（</w:t>
+      </w:r>
+      <w:r>
+        <w:rPr>
+          <w:rFonts w:hint="eastAsia" w:asciiTheme="minorHAnsi" w:hAnsiTheme="minorHAnsi" w:eastAsiaTheme="minorEastAsia" w:cstheme="minorBidi"/>
+          <w:kern w:val="0"/>
+          <w:sz w:val="24"/>
+          <w:szCs w:val="24"/>
+          <w:lang w:val="en-US" w:eastAsia="zh-CN" w:bidi="ar"/>
+        </w:rPr>
+        <w:t>林先生让我做这个工作，我是主动做这个工作，所以是主动，用do</w:t>
+      </w:r>
+      <w:r>
+        <w:rPr>
+          <w:rFonts w:hint="eastAsia" w:cstheme="minorBidi"/>
+          <w:kern w:val="0"/>
+          <w:sz w:val="24"/>
+          <w:szCs w:val="24"/>
+          <w:lang w:val="en-US" w:eastAsia="zh-CN" w:bidi="ar"/>
+        </w:rPr>
+        <w:t>） 例如：上图例句4</w:t>
       </w:r>
     </w:p>
     <w:p>
@@ -4577,6 +4581,86 @@
       </w:pPr>
       <w:r>
         <w:rPr>
+          <w:rFonts w:hint="eastAsia" w:cstheme="minorBidi"/>
+          <w:kern w:val="0"/>
+          <w:sz w:val="24"/>
+          <w:szCs w:val="24"/>
+          <w:lang w:val="en-US" w:eastAsia="zh-CN" w:bidi="ar"/>
+        </w:rPr>
+        <w:t>（</w:t>
+      </w:r>
+      <w:r>
+        <w:rPr>
+          <w:rFonts w:hint="eastAsia" w:asciiTheme="minorHAnsi" w:hAnsiTheme="minorHAnsi" w:eastAsiaTheme="minorEastAsia" w:cstheme="minorBidi"/>
+          <w:kern w:val="0"/>
+          <w:sz w:val="24"/>
+          <w:szCs w:val="24"/>
+          <w:lang w:val="en-US" w:eastAsia="zh-CN" w:bidi="ar"/>
+        </w:rPr>
+        <w:t>使役动词前面被动，后面主动，后边动词要用不定词</w:t>
+      </w:r>
+      <w:r>
+        <w:rPr>
+          <w:rFonts w:hint="eastAsia" w:cstheme="minorBidi"/>
+          <w:kern w:val="0"/>
+          <w:sz w:val="24"/>
+          <w:szCs w:val="24"/>
+          <w:lang w:val="en-US" w:eastAsia="zh-CN" w:bidi="ar"/>
+        </w:rPr>
+        <w:t xml:space="preserve">） </w:t>
+      </w:r>
+      <w:bookmarkStart w:id="0" w:name="_GoBack"/>
+      <w:bookmarkEnd w:id="0"/>
+      <w:r>
+        <w:rPr>
+          <w:rFonts w:hint="eastAsia" w:asciiTheme="minorHAnsi" w:hAnsiTheme="minorHAnsi" w:eastAsiaTheme="minorEastAsia" w:cstheme="minorBidi"/>
+          <w:kern w:val="0"/>
+          <w:sz w:val="24"/>
+          <w:szCs w:val="24"/>
+          <w:lang w:val="en-US" w:eastAsia="zh-CN" w:bidi="ar"/>
+        </w:rPr>
+        <w:t>例如：</w:t>
+      </w:r>
+      <w:r>
+        <w:rPr>
+          <w:rFonts w:hint="eastAsia" w:cstheme="minorBidi"/>
+          <w:kern w:val="0"/>
+          <w:sz w:val="24"/>
+          <w:szCs w:val="24"/>
+          <w:lang w:val="en-US" w:eastAsia="zh-CN" w:bidi="ar"/>
+        </w:rPr>
+        <w:t>上</w:t>
+      </w:r>
+      <w:r>
+        <w:rPr>
+          <w:rFonts w:hint="eastAsia" w:asciiTheme="minorHAnsi" w:hAnsiTheme="minorHAnsi" w:eastAsiaTheme="minorEastAsia" w:cstheme="minorBidi"/>
+          <w:kern w:val="0"/>
+          <w:sz w:val="24"/>
+          <w:szCs w:val="24"/>
+          <w:lang w:val="en-US" w:eastAsia="zh-CN" w:bidi="ar"/>
+        </w:rPr>
+        <w:t>图例句6</w:t>
+      </w:r>
+    </w:p>
+    <w:p>
+      <w:pPr>
+        <w:numPr>
+          <w:ilvl w:val="0"/>
+          <w:numId w:val="0"/>
+        </w:numPr>
+        <w:spacing w:line="360" w:lineRule="auto"/>
+        <w:rPr>
+          <w:rFonts w:hint="eastAsia" w:asciiTheme="minorHAnsi" w:hAnsiTheme="minorHAnsi" w:eastAsiaTheme="minorEastAsia" w:cstheme="minorBidi"/>
+          <w:b/>
+          <w:bCs/>
+          <w:kern w:val="0"/>
+          <w:sz w:val="24"/>
+          <w:szCs w:val="24"/>
+          <w:lang w:val="en-US" w:eastAsia="zh-CN" w:bidi="ar"/>
+        </w:rPr>
+      </w:pPr>
+      <w:r>
+        <w:rPr>
           <w:rFonts w:hint="eastAsia" w:asciiTheme="minorHAnsi" w:hAnsiTheme="minorHAnsi" w:eastAsiaTheme="minorEastAsia" w:cstheme="minorBidi"/>
           <w:b/>
           <w:bCs/>
@@ -4752,8 +4836,6 @@
           <w:rFonts w:hint="eastAsia"/>
         </w:rPr>
       </w:pPr>
-      <w:bookmarkStart w:id="0" w:name="_GoBack"/>
-      <w:bookmarkEnd w:id="0"/>
     </w:p>
     <w:p>
       <w:pPr>
